--- a/relatórios/Relatorio_de_Testes_com_Usuario_BeFit_Marilia.docx
+++ b/relatórios/Relatorio_de_Testes_com_Usuario_BeFit_Marilia.docx
@@ -5,6 +5,17 @@
     <w:p>
       <w:pPr>
         <w:pStyle w:val="Ttulo1"/>
+        <w:spacing w:before="0" w:after="0"/>
+        <w:rPr>
+          <w:rFonts w:asciiTheme="majorHAnsi" w:eastAsiaTheme="majorEastAsia" w:hAnsiTheme="majorHAnsi" w:cstheme="majorBidi"/>
+          <w:lang w:val="pt-BR"/>
+        </w:rPr>
+      </w:pPr>
+    </w:p>
+    <w:p>
+      <w:pPr>
+        <w:pStyle w:val="Ttulo1"/>
+        <w:spacing w:before="0" w:after="0"/>
         <w:rPr>
           <w:rFonts w:asciiTheme="majorHAnsi" w:eastAsiaTheme="majorEastAsia" w:hAnsiTheme="majorHAnsi" w:cstheme="majorBidi"/>
           <w:sz w:val="24"/>
@@ -14,182 +25,77 @@
       </w:pPr>
       <w:r>
         <w:rPr>
-          <w:noProof/>
-        </w:rPr>
-        <w:drawing>
-          <wp:inline distT="0" distB="0" distL="0" distR="0" wp14:anchorId="4CB340F0" wp14:editId="7DBA6EC7">
-            <wp:extent cx="1345450" cy="685685"/>
-            <wp:effectExtent l="0" t="0" r="0" b="0"/>
-            <wp:docPr id="1770735899" name="drawing"/>
-            <wp:cNvGraphicFramePr>
-              <a:graphicFrameLocks xmlns:a="http://schemas.openxmlformats.org/drawingml/2006/main" noChangeAspect="1"/>
-            </wp:cNvGraphicFramePr>
-            <a:graphic xmlns:a="http://schemas.openxmlformats.org/drawingml/2006/main">
-              <a:graphicData uri="http://schemas.openxmlformats.org/drawingml/2006/picture">
-                <pic:pic xmlns:pic="http://schemas.openxmlformats.org/drawingml/2006/picture">
-                  <pic:nvPicPr>
-                    <pic:cNvPr id="1770735899" name="Picture 1770735899"/>
-                    <pic:cNvPicPr/>
-                  </pic:nvPicPr>
-                  <pic:blipFill>
-                    <a:blip r:embed="rId8">
-                      <a:extLst>
-                        <a:ext uri="{28A0092B-C50C-407E-A947-70E740481C1C}">
-                          <a14:useLocalDpi xmlns:a14="http://schemas.microsoft.com/office/drawing/2010/main"/>
-                        </a:ext>
-                      </a:extLst>
-                    </a:blip>
-                    <a:stretch>
-                      <a:fillRect/>
-                    </a:stretch>
-                  </pic:blipFill>
-                  <pic:spPr>
-                    <a:xfrm>
-                      <a:off x="0" y="0"/>
-                      <a:ext cx="1345450" cy="685685"/>
-                    </a:xfrm>
-                    <a:prstGeom prst="rect">
-                      <a:avLst/>
-                    </a:prstGeom>
-                  </pic:spPr>
-                </pic:pic>
-              </a:graphicData>
-            </a:graphic>
-          </wp:inline>
-        </w:drawing>
-      </w:r>
-    </w:p>
-    <w:p>
-      <w:pPr>
-        <w:pStyle w:val="Ttulo1"/>
-        <w:jc w:val="center"/>
-        <w:rPr>
           <w:rFonts w:asciiTheme="majorHAnsi" w:eastAsiaTheme="majorEastAsia" w:hAnsiTheme="majorHAnsi" w:cstheme="majorBidi"/>
           <w:sz w:val="24"/>
           <w:szCs w:val="24"/>
           <w:lang w:val="pt-BR"/>
         </w:rPr>
-      </w:pPr>
-      <w:r>
+        <w:t>Relatório de Teste com Usuário</w:t>
+      </w:r>
+    </w:p>
+    <w:p>
+      <w:pPr>
+        <w:pStyle w:val="Ttulo1"/>
+        <w:spacing w:before="0" w:after="0"/>
         <w:rPr>
           <w:rFonts w:asciiTheme="majorHAnsi" w:eastAsiaTheme="majorEastAsia" w:hAnsiTheme="majorHAnsi" w:cstheme="majorBidi"/>
           <w:sz w:val="24"/>
           <w:szCs w:val="24"/>
           <w:lang w:val="pt-BR"/>
         </w:rPr>
-        <w:t>Relatório de Teste com Usuário</w:t>
-      </w:r>
-    </w:p>
-    <w:p>
-      <w:pPr>
-        <w:jc w:val="center"/>
-        <w:rPr>
-          <w:rFonts w:asciiTheme="majorHAnsi" w:eastAsiaTheme="majorEastAsia" w:hAnsiTheme="majorHAnsi" w:cstheme="majorBidi"/>
-          <w:lang w:val="pt-BR"/>
-        </w:rPr>
-      </w:pPr>
-      <w:r>
-        <w:rPr>
-          <w:rFonts w:asciiTheme="majorHAnsi" w:eastAsiaTheme="majorEastAsia" w:hAnsiTheme="majorHAnsi" w:cstheme="majorBidi"/>
-          <w:b/>
-          <w:bCs/>
-          <w:lang w:val="pt-BR"/>
-        </w:rPr>
-        <w:t>Projeto:</w:t>
-      </w:r>
-      <w:r>
-        <w:rPr>
-          <w:rFonts w:asciiTheme="majorHAnsi" w:eastAsiaTheme="majorEastAsia" w:hAnsiTheme="majorHAnsi" w:cstheme="majorBidi"/>
-          <w:b/>
-          <w:bCs/>
-          <w:lang w:val="pt-BR"/>
-        </w:rPr>
-        <w:t xml:space="preserve"> Be</w:t>
-      </w:r>
-      <w:r>
-        <w:rPr>
-          <w:rFonts w:asciiTheme="majorHAnsi" w:eastAsiaTheme="majorEastAsia" w:hAnsiTheme="majorHAnsi" w:cstheme="majorBidi"/>
-          <w:b/>
-          <w:bCs/>
-          <w:lang w:val="pt-BR"/>
-        </w:rPr>
-        <w:t>F</w:t>
-      </w:r>
-      <w:r>
-        <w:rPr>
-          <w:rFonts w:asciiTheme="majorHAnsi" w:eastAsiaTheme="majorEastAsia" w:hAnsiTheme="majorHAnsi" w:cstheme="majorBidi"/>
-          <w:b/>
-          <w:bCs/>
-          <w:lang w:val="pt-BR"/>
-        </w:rPr>
-        <w:t>it</w:t>
-      </w:r>
-    </w:p>
-    <w:p>
-      <w:pPr>
-        <w:jc w:val="center"/>
-        <w:rPr>
-          <w:rFonts w:asciiTheme="majorHAnsi" w:eastAsiaTheme="majorEastAsia" w:hAnsiTheme="majorHAnsi" w:cstheme="majorBidi"/>
-          <w:lang w:val="pt-BR"/>
-        </w:rPr>
-      </w:pPr>
-      <w:r>
-        <w:rPr>
-          <w:rFonts w:asciiTheme="majorHAnsi" w:eastAsiaTheme="majorEastAsia" w:hAnsiTheme="majorHAnsi" w:cstheme="majorBidi"/>
-          <w:b/>
-          <w:bCs/>
-          <w:lang w:val="pt-BR"/>
-        </w:rPr>
-        <w:t>Equipe:</w:t>
-      </w:r>
-      <w:r>
-        <w:rPr>
-          <w:rFonts w:asciiTheme="majorHAnsi" w:eastAsiaTheme="majorEastAsia" w:hAnsiTheme="majorHAnsi" w:cstheme="majorBidi"/>
-          <w:b/>
-          <w:bCs/>
-          <w:lang w:val="pt-BR"/>
-        </w:rPr>
-        <w:t xml:space="preserve"> Grupo 03</w:t>
-      </w:r>
-    </w:p>
-    <w:p>
-      <w:pPr>
-        <w:pStyle w:val="Ttulo2"/>
-        <w:rPr>
-          <w:rFonts w:asciiTheme="majorHAnsi" w:eastAsiaTheme="majorEastAsia" w:hAnsiTheme="majorHAnsi" w:cstheme="majorBidi"/>
-          <w:lang w:val="pt-BR"/>
-        </w:rPr>
-      </w:pPr>
-      <w:r>
-        <w:rPr>
-          <w:lang w:val="pt-BR"/>
-        </w:rPr>
-        <w:tab/>
-      </w:r>
-      <w:r>
-        <w:rPr>
-          <w:lang w:val="pt-BR"/>
-        </w:rPr>
-        <w:tab/>
-      </w:r>
-      <w:r>
-        <w:rPr>
-          <w:lang w:val="pt-BR"/>
-        </w:rPr>
-        <w:tab/>
-      </w:r>
-      <w:r>
-        <w:rPr>
-          <w:lang w:val="pt-BR"/>
-        </w:rPr>
-        <w:tab/>
-      </w:r>
-      <w:r>
-        <w:rPr>
-          <w:lang w:val="pt-BR"/>
-        </w:rPr>
-        <w:tab/>
-      </w:r>
+      </w:pPr>
+      <w:r>
+        <w:rPr>
+          <w:rFonts w:asciiTheme="majorHAnsi" w:eastAsiaTheme="majorEastAsia" w:hAnsiTheme="majorHAnsi" w:cstheme="majorBidi"/>
+          <w:sz w:val="24"/>
+          <w:szCs w:val="24"/>
+          <w:lang w:val="pt-BR"/>
+        </w:rPr>
+        <w:t xml:space="preserve">Projeto: </w:t>
+      </w:r>
+      <w:proofErr w:type="spellStart"/>
+      <w:r>
+        <w:rPr>
+          <w:rFonts w:asciiTheme="majorHAnsi" w:eastAsiaTheme="majorEastAsia" w:hAnsiTheme="majorHAnsi" w:cstheme="majorBidi"/>
+          <w:sz w:val="24"/>
+          <w:szCs w:val="24"/>
+          <w:lang w:val="pt-BR"/>
+        </w:rPr>
+        <w:t>Befit</w:t>
+      </w:r>
+      <w:proofErr w:type="spellEnd"/>
+    </w:p>
+    <w:p>
+      <w:pPr>
+        <w:pStyle w:val="Ttulo1"/>
+        <w:spacing w:before="0" w:after="0"/>
+        <w:rPr>
+          <w:rFonts w:asciiTheme="majorHAnsi" w:eastAsiaTheme="majorEastAsia" w:hAnsiTheme="majorHAnsi" w:cstheme="majorBidi"/>
+          <w:sz w:val="24"/>
+          <w:szCs w:val="24"/>
+          <w:lang w:val="pt-BR"/>
+        </w:rPr>
+      </w:pPr>
+      <w:r>
+        <w:rPr>
+          <w:rFonts w:asciiTheme="majorHAnsi" w:eastAsiaTheme="majorEastAsia" w:hAnsiTheme="majorHAnsi" w:cstheme="majorBidi"/>
+          <w:sz w:val="24"/>
+          <w:szCs w:val="24"/>
+          <w:lang w:val="pt-BR"/>
+        </w:rPr>
+        <w:t>Equipe: Grupo 03</w:t>
+      </w:r>
+    </w:p>
+    <w:p>
+      <w:pPr>
+        <w:pStyle w:val="Ttulo1"/>
+        <w:rPr>
+          <w:rFonts w:asciiTheme="majorHAnsi" w:eastAsiaTheme="majorEastAsia" w:hAnsiTheme="majorHAnsi" w:cstheme="majorBidi"/>
+          <w:sz w:val="24"/>
+          <w:szCs w:val="24"/>
+          <w:lang w:val="pt-BR"/>
+        </w:rPr>
+      </w:pPr>
     </w:p>
     <w:p>
       <w:pPr>
@@ -458,15 +364,6 @@
     </w:p>
     <w:p>
       <w:pPr>
-        <w:rPr>
-          <w:sz w:val="28"/>
-          <w:szCs w:val="28"/>
-          <w:lang w:val="pt-BR"/>
-        </w:rPr>
-      </w:pPr>
-    </w:p>
-    <w:p>
-      <w:pPr>
         <w:pStyle w:val="Tabletext"/>
         <w:jc w:val="both"/>
         <w:rPr>
@@ -1018,6 +915,31 @@
         </w:rPr>
         <w:t>Acho que alguma empresa ou pessoa que trabalha com saúde e alimentação.</w:t>
       </w:r>
+    </w:p>
+    <w:p>
+      <w:pPr>
+        <w:pStyle w:val="Ttulo2"/>
+        <w:rPr>
+          <w:rFonts w:asciiTheme="majorHAnsi" w:eastAsiaTheme="majorEastAsia" w:hAnsiTheme="majorHAnsi" w:cstheme="majorBidi"/>
+          <w:lang w:val="pt-BR"/>
+        </w:rPr>
+      </w:pPr>
+    </w:p>
+    <w:p>
+      <w:pPr>
+        <w:rPr>
+          <w:rFonts w:eastAsiaTheme="majorEastAsia"/>
+          <w:lang w:val="pt-BR"/>
+        </w:rPr>
+      </w:pPr>
+    </w:p>
+    <w:p>
+      <w:pPr>
+        <w:rPr>
+          <w:rFonts w:eastAsiaTheme="majorEastAsia"/>
+          <w:lang w:val="pt-BR"/>
+        </w:rPr>
+      </w:pPr>
     </w:p>
     <w:p>
       <w:pPr>
@@ -1572,16 +1494,6 @@
           <w:lang w:val="pt-BR"/>
         </w:rPr>
       </w:pPr>
-    </w:p>
-    <w:p>
-      <w:pPr>
-        <w:pStyle w:val="Ttulo3"/>
-        <w:rPr>
-          <w:rFonts w:asciiTheme="majorHAnsi" w:eastAsiaTheme="majorEastAsia" w:hAnsiTheme="majorHAnsi" w:cstheme="majorBidi"/>
-          <w:sz w:val="24"/>
-          <w:lang w:val="pt-BR"/>
-        </w:rPr>
-      </w:pPr>
       <w:r>
         <w:rPr>
           <w:rFonts w:asciiTheme="majorHAnsi" w:eastAsiaTheme="majorEastAsia" w:hAnsiTheme="majorHAnsi" w:cstheme="majorBidi"/>
@@ -4795,7 +4707,6 @@
           <w:szCs w:val="22"/>
           <w:lang w:val="pt-BR"/>
         </w:rPr>
-        <w:lastRenderedPageBreak/>
         <w:t>Você gostaria de fazer algum comentário final ou pergunta?</w:t>
       </w:r>
     </w:p>
@@ -4998,8 +4909,8 @@
       </w:r>
     </w:p>
     <w:sectPr>
-      <w:headerReference w:type="default" r:id="rId9"/>
-      <w:footerReference w:type="default" r:id="rId10"/>
+      <w:headerReference w:type="default" r:id="rId8"/>
+      <w:footerReference w:type="default" r:id="rId9"/>
       <w:pgSz w:w="11906" w:h="16838"/>
       <w:pgMar w:top="0" w:right="1134" w:bottom="908" w:left="1134" w:header="1134" w:footer="1134" w:gutter="0"/>
       <w:cols w:space="720"/>
@@ -5110,60 +5021,63 @@
 
 <file path=word/header1.xml><?xml version="1.0" encoding="utf-8"?>
 <w:hdr xmlns:wpc="http://schemas.microsoft.com/office/word/2010/wordprocessingCanvas" xmlns:cx="http://schemas.microsoft.com/office/drawing/2014/chartex" xmlns:cx1="http://schemas.microsoft.com/office/drawing/2015/9/8/chartex" xmlns:cx2="http://schemas.microsoft.com/office/drawing/2015/10/21/chartex" xmlns:cx3="http://schemas.microsoft.com/office/drawing/2016/5/9/chartex" xmlns:cx4="http://schemas.microsoft.com/office/drawing/2016/5/10/chartex" xmlns:cx5="http://schemas.microsoft.com/office/drawing/2016/5/11/chartex" xmlns:cx6="http://schemas.microsoft.com/office/drawing/2016/5/12/chartex" xmlns:cx7="http://schemas.microsoft.com/office/drawing/2016/5/13/chartex" xmlns:cx8="http://schemas.microsoft.com/office/drawing/2016/5/14/chartex" xmlns:mc="http://schemas.openxmlformats.org/markup-compatibility/2006" xmlns:aink="http://schemas.microsoft.com/office/drawing/2016/ink" xmlns:am3d="http://schemas.microsoft.com/office/drawing/2017/model3d" xmlns:o="urn:schemas-microsoft-com:office:office" xmlns:oel="http://schemas.microsoft.com/office/2019/extlst" xmlns:r="http://schemas.openxmlformats.org/officeDocument/2006/relationships" xmlns:m="http://schemas.openxmlformats.org/officeDocument/2006/math" xmlns:v="urn:schemas-microsoft-com:vml" xmlns:wp14="http://schemas.microsoft.com/office/word/2010/wordprocessingDrawing" xmlns:wp="http://schemas.openxmlformats.org/drawingml/2006/wordprocessingDrawing" xmlns:w10="urn:schemas-microsoft-com:office:word" xmlns:w="http://schemas.openxmlformats.org/wordprocessingml/2006/main" xmlns:w14="http://schemas.microsoft.com/office/word/2010/wordml" xmlns:w15="http://schemas.microsoft.com/office/word/2012/wordml" xmlns:w16cex="http://schemas.microsoft.com/office/word/2018/wordml/cex" xmlns:w16cid="http://schemas.microsoft.com/office/word/2016/wordml/cid" xmlns:w16="http://schemas.microsoft.com/office/word/2018/wordml" xmlns:w16du="http://schemas.microsoft.com/office/word/2023/wordml/word16du" xmlns:w16sdtdh="http://schemas.microsoft.com/office/word/2020/wordml/sdtdatahash" xmlns:w16sdtfl="http://schemas.microsoft.com/office/word/2024/wordml/sdtformatlock" xmlns:w16se="http://schemas.microsoft.com/office/word/2015/wordml/symex" xmlns:wpg="http://schemas.microsoft.com/office/word/2010/wordprocessingGroup" xmlns:wpi="http://schemas.microsoft.com/office/word/2010/wordprocessingInk" xmlns:wne="http://schemas.microsoft.com/office/word/2006/wordml" xmlns:wps="http://schemas.microsoft.com/office/word/2010/wordprocessingShape" mc:Ignorable="w14 w15 w16se w16cid w16 w16cex w16sdtdh w16sdtfl w16du wp14">
-  <w:tbl>
-    <w:tblPr>
-      <w:tblW w:w="0" w:type="auto"/>
-      <w:tblLook w:val="06A0" w:firstRow="1" w:lastRow="0" w:firstColumn="1" w:lastColumn="0" w:noHBand="1" w:noVBand="1"/>
-    </w:tblPr>
-    <w:tblGrid>
-      <w:gridCol w:w="3210"/>
-      <w:gridCol w:w="3210"/>
-      <w:gridCol w:w="3210"/>
-    </w:tblGrid>
-    <w:tr>
-      <w:trPr>
-        <w:trHeight w:val="300"/>
-      </w:trPr>
-      <w:tc>
-        <w:tcPr>
-          <w:tcW w:w="3210" w:type="dxa"/>
-        </w:tcPr>
-        <w:p>
-          <w:pPr>
-            <w:pStyle w:val="Cabealho"/>
-            <w:ind w:left="-115"/>
-          </w:pPr>
-        </w:p>
-      </w:tc>
-      <w:tc>
-        <w:tcPr>
-          <w:tcW w:w="3210" w:type="dxa"/>
-        </w:tcPr>
-        <w:p>
-          <w:pPr>
-            <w:pStyle w:val="Cabealho"/>
-            <w:jc w:val="center"/>
-          </w:pPr>
-        </w:p>
-      </w:tc>
-      <w:tc>
-        <w:tcPr>
-          <w:tcW w:w="3210" w:type="dxa"/>
-        </w:tcPr>
-        <w:p>
-          <w:pPr>
-            <w:pStyle w:val="Cabealho"/>
-            <w:ind w:right="-115"/>
-            <w:jc w:val="right"/>
-          </w:pPr>
-        </w:p>
-      </w:tc>
-    </w:tr>
-  </w:tbl>
   <w:p>
     <w:pPr>
       <w:pStyle w:val="Cabealho"/>
     </w:pPr>
+    <w:r>
+      <w:rPr>
+        <w:noProof/>
+      </w:rPr>
+      <w:drawing>
+        <wp:inline distT="0" distB="0" distL="0" distR="0" wp14:anchorId="501B8F4B" wp14:editId="4C550B70">
+          <wp:extent cx="1215913" cy="619125"/>
+          <wp:effectExtent l="0" t="0" r="3810" b="0"/>
+          <wp:docPr id="71167232" name="Imagem 1"/>
+          <wp:cNvGraphicFramePr>
+            <a:graphicFrameLocks xmlns:a="http://schemas.openxmlformats.org/drawingml/2006/main" noChangeAspect="1"/>
+          </wp:cNvGraphicFramePr>
+          <a:graphic xmlns:a="http://schemas.openxmlformats.org/drawingml/2006/main">
+            <a:graphicData uri="http://schemas.openxmlformats.org/drawingml/2006/picture">
+              <pic:pic xmlns:pic="http://schemas.openxmlformats.org/drawingml/2006/picture">
+                <pic:nvPicPr>
+                  <pic:cNvPr id="0" name="Picture 1"/>
+                  <pic:cNvPicPr>
+                    <a:picLocks noChangeAspect="1" noChangeArrowheads="1"/>
+                  </pic:cNvPicPr>
+                </pic:nvPicPr>
+                <pic:blipFill>
+                  <a:blip r:embed="rId1">
+                    <a:extLst>
+                      <a:ext uri="{28A0092B-C50C-407E-A947-70E740481C1C}">
+                        <a14:useLocalDpi xmlns:a14="http://schemas.microsoft.com/office/drawing/2010/main" val="0"/>
+                      </a:ext>
+                    </a:extLst>
+                  </a:blip>
+                  <a:srcRect/>
+                  <a:stretch>
+                    <a:fillRect/>
+                  </a:stretch>
+                </pic:blipFill>
+                <pic:spPr bwMode="auto">
+                  <a:xfrm>
+                    <a:off x="0" y="0"/>
+                    <a:ext cx="1245797" cy="634341"/>
+                  </a:xfrm>
+                  <a:prstGeom prst="rect">
+                    <a:avLst/>
+                  </a:prstGeom>
+                  <a:noFill/>
+                  <a:ln>
+                    <a:noFill/>
+                  </a:ln>
+                </pic:spPr>
+              </pic:pic>
+            </a:graphicData>
+          </a:graphic>
+        </wp:inline>
+      </w:drawing>
+    </w:r>
   </w:p>
 </w:hdr>
 </file>
@@ -6218,7 +6132,6 @@
   <w:style w:type="character" w:default="1" w:styleId="Fontepargpadro">
     <w:name w:val="Default Paragraph Font"/>
     <w:uiPriority w:val="1"/>
-    <w:semiHidden/>
     <w:unhideWhenUsed/>
   </w:style>
   <w:style w:type="table" w:default="1" w:styleId="Tabelanormal">
